--- a/files/CV_IvanIvani_2026_TL.docx
+++ b/files/CV_IvanIvani_2026_TL.docx
@@ -18,13 +18,13 @@
           <w:lang w:val="en-US" w:eastAsia="en-US"/>
         </w:rPr>
         <w:drawing>
-          <wp:anchor distT="0" distB="0" distL="114300" distR="114300" simplePos="0" relativeHeight="251658240" behindDoc="0" locked="0" layoutInCell="1" allowOverlap="1" wp14:anchorId="1AACA31D" wp14:editId="131396CA">
+          <wp:anchor distT="0" distB="0" distL="114300" distR="114300" simplePos="0" relativeHeight="251658240" behindDoc="0" locked="0" layoutInCell="1" allowOverlap="1" wp14:anchorId="1AACA31D" wp14:editId="071858F0">
             <wp:simplePos x="0" y="0"/>
             <wp:positionH relativeFrom="margin">
-              <wp:posOffset>4694110</wp:posOffset>
+              <wp:posOffset>4690872</wp:posOffset>
             </wp:positionH>
             <wp:positionV relativeFrom="margin">
-              <wp:posOffset>-204462</wp:posOffset>
+              <wp:posOffset>-207264</wp:posOffset>
             </wp:positionV>
             <wp:extent cx="1339975" cy="1412999"/>
             <wp:effectExtent l="0" t="0" r="6350" b="0"/>
@@ -42,10 +42,8 @@
                   </pic:nvPicPr>
                   <pic:blipFill rotWithShape="1">
                     <a:blip r:embed="rId8"/>
-                    <a:srcRect l="15079" t="30283" r="15194" b="34553"/>
-                    <a:stretch>
-                      <a:fillRect/>
-                    </a:stretch>
+                    <a:srcRect t="2449" b="46407"/>
+                    <a:stretch/>
                   </pic:blipFill>
                   <pic:spPr bwMode="auto">
                     <a:xfrm>
@@ -64,7 +62,7 @@
                         <a14:shadowObscured xmlns:a14="http://schemas.microsoft.com/office/drawing/2010/main"/>
                       </a:ext>
                       <a:ext uri="{53640926-AAD7-44d8-BBD7-CCE9431645EC}">
-                        <a14:shadowObscured xmlns="" xmlns:mo="http://schemas.microsoft.com/office/mac/office/2008/main" xmlns:mv="urn:schemas-microsoft-com:mac:vml" xmlns:o="urn:schemas-microsoft-com:office:office" xmlns:v="urn:schemas-microsoft-com:vml" xmlns:w10="urn:schemas-microsoft-com:office:word" xmlns:w="http://schemas.openxmlformats.org/wordprocessingml/2006/main" xmlns:a14="http://schemas.microsoft.com/office/drawing/2010/main"/>
+                        <a14:shadowObscured xmlns:a14="http://schemas.microsoft.com/office/drawing/2010/main" xmlns:w="http://schemas.openxmlformats.org/wordprocessingml/2006/main" xmlns:w10="urn:schemas-microsoft-com:office:word" xmlns:v="urn:schemas-microsoft-com:vml" xmlns:o="urn:schemas-microsoft-com:office:office" xmlns:mv="urn:schemas-microsoft-com:mac:vml" xmlns:mo="http://schemas.microsoft.com/office/mac/office/2008/main" xmlns=""/>
                       </a:ext>
                     </a:extLst>
                   </pic:spPr>
@@ -215,15 +213,28 @@
         </w:rPr>
         <w:tab/>
       </w:r>
-      <w:hyperlink r:id="rId9" w:history="1">
-        <w:r>
-          <w:rPr>
-            <w:rStyle w:val="Hyperlink"/>
-            <w:lang w:val="da-DK"/>
-          </w:rPr>
-          <w:t>jasamivanivani@gmail.com</w:t>
-        </w:r>
-      </w:hyperlink>
+      <w:r>
+        <w:fldChar w:fldCharType="begin"/>
+      </w:r>
+      <w:r>
+        <w:rPr>
+          <w:lang w:val="fr-FR"/>
+        </w:rPr>
+        <w:instrText>HYPERLINK "mailto:jasamivanivani@gmail.com"</w:instrText>
+      </w:r>
+      <w:r>
+        <w:fldChar w:fldCharType="separate"/>
+      </w:r>
+      <w:r>
+        <w:rPr>
+          <w:rStyle w:val="Hyperlink"/>
+          <w:lang w:val="da-DK"/>
+        </w:rPr>
+        <w:t>jasamivanivani@gmail.com</w:t>
+      </w:r>
+      <w:r>
+        <w:fldChar w:fldCharType="end"/>
+      </w:r>
     </w:p>
     <w:p>
       <w:pPr>
@@ -245,24 +256,37 @@
         </w:rPr>
         <w:tab/>
       </w:r>
-      <w:hyperlink r:id="rId10" w:history="1">
-        <w:r>
-          <w:rPr>
-            <w:rStyle w:val="Hyperlink"/>
-            <w:lang w:val="da-DK"/>
-          </w:rPr>
-          <w:t>linkedin.com/in/</w:t>
-        </w:r>
-        <w:proofErr w:type="spellStart"/>
-        <w:r>
-          <w:rPr>
-            <w:rStyle w:val="Hyperlink"/>
-            <w:lang w:val="da-DK"/>
-          </w:rPr>
-          <w:t>iivani</w:t>
-        </w:r>
-        <w:proofErr w:type="spellEnd"/>
-      </w:hyperlink>
+      <w:r>
+        <w:fldChar w:fldCharType="begin"/>
+      </w:r>
+      <w:r>
+        <w:rPr>
+          <w:lang w:val="da-DK"/>
+        </w:rPr>
+        <w:instrText>HYPERLINK "file:///C:\\Users\\gfu.vg-af\\Downloads\\linkedin.com\\in\\borismrkajic"</w:instrText>
+      </w:r>
+      <w:r>
+        <w:fldChar w:fldCharType="separate"/>
+      </w:r>
+      <w:r>
+        <w:rPr>
+          <w:rStyle w:val="Hyperlink"/>
+          <w:lang w:val="da-DK"/>
+        </w:rPr>
+        <w:t>linkedin.com/in/</w:t>
+      </w:r>
+      <w:proofErr w:type="spellStart"/>
+      <w:r>
+        <w:rPr>
+          <w:rStyle w:val="Hyperlink"/>
+          <w:lang w:val="da-DK"/>
+        </w:rPr>
+        <w:t>iivani</w:t>
+      </w:r>
+      <w:proofErr w:type="spellEnd"/>
+      <w:r>
+        <w:fldChar w:fldCharType="end"/>
+      </w:r>
     </w:p>
     <w:p>
       <w:pPr>
@@ -291,15 +315,28 @@
         </w:rPr>
         <w:tab/>
       </w:r>
-      <w:hyperlink r:id="rId11" w:history="1">
-        <w:r>
-          <w:rPr>
-            <w:rStyle w:val="Hyperlink"/>
-            <w:lang w:val="da-DK"/>
-          </w:rPr>
-          <w:t>https://realivanivani.github.io/</w:t>
-        </w:r>
-      </w:hyperlink>
+      <w:r>
+        <w:fldChar w:fldCharType="begin"/>
+      </w:r>
+      <w:r>
+        <w:rPr>
+          <w:lang w:val="da-DK"/>
+        </w:rPr>
+        <w:instrText>HYPERLINK "https://realivanivani.github.io/"</w:instrText>
+      </w:r>
+      <w:r>
+        <w:fldChar w:fldCharType="separate"/>
+      </w:r>
+      <w:r>
+        <w:rPr>
+          <w:rStyle w:val="Hyperlink"/>
+          <w:lang w:val="da-DK"/>
+        </w:rPr>
+        <w:t>https://realivanivani.github.io/</w:t>
+      </w:r>
+      <w:r>
+        <w:fldChar w:fldCharType="end"/>
+      </w:r>
     </w:p>
     <w:p>
       <w:pPr>
@@ -403,15 +440,7 @@
                 <w:color w:val="000000" w:themeColor="text1"/>
                 <w:sz w:val="20"/>
               </w:rPr>
-              <w:t xml:space="preserve">Senior </w:t>
-            </w:r>
-            <w:r>
-              <w:rPr>
-                <w:b/>
-                <w:color w:val="000000" w:themeColor="text1"/>
-                <w:sz w:val="20"/>
-              </w:rPr>
-              <w:t>Analytics Engineer</w:t>
+              <w:t>Senior Analytics Engineer</w:t>
             </w:r>
           </w:p>
         </w:tc>
@@ -1380,7 +1409,7 @@
             <w:r>
               <w:t xml:space="preserve"> and other journals. </w:t>
             </w:r>
-            <w:hyperlink r:id="rId12" w:history="1">
+            <w:hyperlink r:id="rId9" w:history="1">
               <w:r>
                 <w:rPr>
                   <w:rStyle w:val="Hyperlink"/>
@@ -2108,25 +2137,7 @@
                 <w:color w:val="000000" w:themeColor="text1"/>
                 <w:lang w:val="en-RS"/>
               </w:rPr>
-              <w:t>Data Analysi</w:t>
-            </w:r>
-            <w:r>
-              <w:rPr>
-                <w:b/>
-                <w:bCs/>
-                <w:color w:val="000000" w:themeColor="text1"/>
-                <w:lang w:val="en-RS"/>
-              </w:rPr>
-              <w:t>s</w:t>
-            </w:r>
-            <w:r>
-              <w:rPr>
-                <w:b/>
-                <w:bCs/>
-                <w:color w:val="000000" w:themeColor="text1"/>
-                <w:lang w:val="en-RS"/>
-              </w:rPr>
-              <w:t xml:space="preserve">: </w:t>
+              <w:t xml:space="preserve">Data Analysis: </w:t>
             </w:r>
             <w:r>
               <w:rPr>
@@ -2241,21 +2252,7 @@
                 <w:color w:val="000000" w:themeColor="text1"/>
                 <w:lang w:val="en-RS"/>
               </w:rPr>
-              <w:t>Privacy-preserving analytics, access control implementation, sen</w:t>
-            </w:r>
-            <w:r>
-              <w:rPr>
-                <w:color w:val="000000" w:themeColor="text1"/>
-                <w:lang w:val="en-RS"/>
-              </w:rPr>
-              <w:t>s</w:t>
-            </w:r>
-            <w:r>
-              <w:rPr>
-                <w:color w:val="000000" w:themeColor="text1"/>
-                <w:lang w:val="en-RS"/>
-              </w:rPr>
-              <w:t>itive data governance, abuse &amp; fraud pattern analysis, data lineage, compliance frameworks</w:t>
+              <w:t>Privacy-preserving analytics, access control implementation, sensitive data governance, abuse &amp; fraud pattern analysis, data lineage, compliance frameworks</w:t>
             </w:r>
           </w:p>
           <w:p>
@@ -2715,12 +2712,12 @@
       </w:r>
     </w:p>
     <w:sectPr>
-      <w:headerReference w:type="even" r:id="rId13"/>
-      <w:headerReference w:type="default" r:id="rId14"/>
-      <w:footerReference w:type="even" r:id="rId15"/>
-      <w:footerReference w:type="default" r:id="rId16"/>
-      <w:headerReference w:type="first" r:id="rId17"/>
-      <w:footerReference w:type="first" r:id="rId18"/>
+      <w:headerReference w:type="even" r:id="rId10"/>
+      <w:headerReference w:type="default" r:id="rId11"/>
+      <w:footerReference w:type="even" r:id="rId12"/>
+      <w:footerReference w:type="default" r:id="rId13"/>
+      <w:headerReference w:type="first" r:id="rId14"/>
+      <w:footerReference w:type="first" r:id="rId15"/>
       <w:footnotePr>
         <w:pos w:val="beneathText"/>
         <w:numRestart w:val="eachPage"/>
